--- a/Supplementary Materials.docx
+++ b/Supplementary Materials.docx
@@ -78,7 +78,30 @@
           <w:szCs w:val="32"/>
           <w:lang w:eastAsia="en-US"/>
         </w:rPr>
-        <w:t>Spatiotemporal Characteristics and Driving Factors of Snow Drought in the Mongolian Plateau</w:t>
+        <w:t xml:space="preserve">Spatiotemporal Characteristics and Driving Factors of Snow Drought </w:t>
+      </w:r>
+      <w:r>
+        <w:rPr>
+          <w:rFonts w:ascii="Times New Roman" w:eastAsia="等线 Light" w:hAnsi="Times New Roman" w:cs="Times New Roman" w:hint="eastAsia"/>
+          <w:b/>
+          <w:spacing w:val="-10"/>
+          <w:kern w:val="28"/>
+          <w:sz w:val="32"/>
+          <w:szCs w:val="32"/>
+        </w:rPr>
+        <w:t>on</w:t>
+      </w:r>
+      <w:r>
+        <w:rPr>
+          <w:rFonts w:ascii="Times New Roman" w:eastAsia="等线 Light" w:hAnsi="Times New Roman" w:cs="Times New Roman"/>
+          <w:b/>
+          <w:spacing w:val="-10"/>
+          <w:kern w:val="28"/>
+          <w:sz w:val="32"/>
+          <w:szCs w:val="32"/>
+          <w:lang w:eastAsia="en-US"/>
+        </w:rPr>
+        <w:t xml:space="preserve"> the Mongolian Plateau</w:t>
       </w:r>
     </w:p>
     <w:p>
@@ -174,30 +197,18 @@
           <w:szCs w:val="24"/>
           <w:vertAlign w:val="superscript"/>
         </w:rPr>
-        <w:t>1,3,</w:t>
-      </w:r>
-      <w:proofErr w:type="gramStart"/>
-      <w:r>
-        <w:rPr>
-          <w:rFonts w:ascii="Times New Roman" w:hAnsi="Times New Roman" w:cs="Times New Roman"/>
+        <w:t>1,3,4,</w:t>
+      </w:r>
+      <w:r>
+        <w:rPr>
+          <w:rFonts w:ascii="Times New Roman" w:hAnsi="Times New Roman" w:cs="Times New Roman" w:hint="eastAsia"/>
           <w:color w:val="000000" w:themeColor="text1"/>
           <w:sz w:val="24"/>
           <w:szCs w:val="24"/>
           <w:vertAlign w:val="superscript"/>
         </w:rPr>
-        <w:t>4,</w:t>
-      </w:r>
-      <w:r>
-        <w:rPr>
-          <w:rFonts w:ascii="Times New Roman" w:hAnsi="Times New Roman" w:cs="Times New Roman" w:hint="eastAsia"/>
-          <w:color w:val="000000" w:themeColor="text1"/>
-          <w:sz w:val="24"/>
-          <w:szCs w:val="24"/>
-          <w:vertAlign w:val="superscript"/>
-        </w:rPr>
         <w:t>*</w:t>
       </w:r>
-      <w:proofErr w:type="gramEnd"/>
     </w:p>
     <w:p>
       <w:pPr>
@@ -434,7 +445,27 @@
           <w:sz w:val="24"/>
           <w:szCs w:val="24"/>
         </w:rPr>
-        <w:t>TableS1-S</w:t>
+        <w:t>Table</w:t>
+      </w:r>
+      <w:r>
+        <w:rPr>
+          <w:rFonts w:ascii="Times New Roman" w:hAnsi="Times New Roman" w:cs="Times New Roman" w:hint="eastAsia"/>
+          <w:noProof/>
+          <w:color w:val="000000" w:themeColor="text1"/>
+          <w:sz w:val="24"/>
+          <w:szCs w:val="24"/>
+        </w:rPr>
+        <w:t xml:space="preserve">s </w:t>
+      </w:r>
+      <w:r>
+        <w:rPr>
+          <w:rFonts w:ascii="Times New Roman" w:hAnsi="Times New Roman" w:cs="Times New Roman"/>
+          <w:noProof/>
+          <w:color w:val="000000" w:themeColor="text1"/>
+          <w:sz w:val="24"/>
+          <w:szCs w:val="24"/>
+        </w:rPr>
+        <w:t>S1-S</w:t>
       </w:r>
       <w:r>
         <w:rPr>
@@ -2988,7 +3019,6 @@
               </w:rPr>
               <w:t xml:space="preserve"> </w:t>
             </w:r>
-            <w:proofErr w:type="gramStart"/>
             <w:r>
               <w:rPr>
                 <w:rFonts w:ascii="Times New Roman" w:eastAsia="宋体" w:hAnsi="Times New Roman" w:cs="Times New Roman"/>
@@ -3017,9 +3047,18 @@
                 <w:sz w:val="24"/>
                 <w:szCs w:val="24"/>
               </w:rPr>
-              <w:t>)</w:t>
-            </w:r>
-            <w:proofErr w:type="gramEnd"/>
+              <w:t>), Tmin(</w:t>
+            </w:r>
+            <w:r>
+              <w:rPr>
+                <w:rFonts w:ascii="Times New Roman" w:eastAsia="宋体" w:hAnsi="Times New Roman" w:cs="Times New Roman" w:hint="eastAsia"/>
+                <w:color w:val="000000"/>
+                <w:kern w:val="0"/>
+                <w:sz w:val="24"/>
+                <w:szCs w:val="24"/>
+              </w:rPr>
+              <w:t>℃</w:t>
+            </w:r>
             <w:r>
               <w:rPr>
                 <w:rFonts w:ascii="Times New Roman" w:eastAsia="宋体" w:hAnsi="Times New Roman" w:cs="Times New Roman"/>
@@ -3028,9 +3067,18 @@
                 <w:sz w:val="24"/>
                 <w:szCs w:val="24"/>
               </w:rPr>
-              <w:t>, Tmin</w:t>
-            </w:r>
-            <w:proofErr w:type="gramStart"/>
+              <w:t>), Tmean(K), PRE(m</w:t>
+            </w:r>
+            <w:r>
+              <w:rPr>
+                <w:rFonts w:ascii="Times New Roman" w:eastAsia="宋体" w:hAnsi="Times New Roman" w:cs="Times New Roman" w:hint="eastAsia"/>
+                <w:color w:val="000000"/>
+                <w:kern w:val="0"/>
+                <w:sz w:val="24"/>
+                <w:szCs w:val="24"/>
+              </w:rPr>
+              <w:t>m</w:t>
+            </w:r>
             <w:r>
               <w:rPr>
                 <w:rFonts w:ascii="Times New Roman" w:eastAsia="宋体" w:hAnsi="Times New Roman" w:cs="Times New Roman"/>
@@ -3039,7 +3087,28 @@
                 <w:sz w:val="24"/>
                 <w:szCs w:val="24"/>
               </w:rPr>
-              <w:t>(</w:t>
+              <w:t xml:space="preserve">); </w:t>
+            </w:r>
+          </w:p>
+          <w:p>
+            <w:pPr>
+              <w:rPr>
+                <w:rFonts w:ascii="Times New Roman" w:eastAsia="宋体" w:hAnsi="Times New Roman" w:cs="Times New Roman"/>
+                <w:color w:val="000000"/>
+                <w:kern w:val="0"/>
+                <w:sz w:val="24"/>
+                <w:szCs w:val="24"/>
+              </w:rPr>
+            </w:pPr>
+            <w:r>
+              <w:rPr>
+                <w:rFonts w:ascii="Times New Roman" w:eastAsia="宋体" w:hAnsi="Times New Roman" w:cs="Times New Roman"/>
+                <w:color w:val="000000"/>
+                <w:kern w:val="0"/>
+                <w:sz w:val="24"/>
+                <w:szCs w:val="24"/>
+              </w:rPr>
+              <w:t>Monthly: TEM(</w:t>
             </w:r>
             <w:r>
               <w:rPr>
@@ -3059,9 +3128,18 @@
                 <w:sz w:val="24"/>
                 <w:szCs w:val="24"/>
               </w:rPr>
-              <w:t>)</w:t>
-            </w:r>
-            <w:proofErr w:type="gramEnd"/>
+              <w:t>), PRE(m</w:t>
+            </w:r>
+            <w:r>
+              <w:rPr>
+                <w:rFonts w:ascii="Times New Roman" w:eastAsia="宋体" w:hAnsi="Times New Roman" w:cs="Times New Roman" w:hint="eastAsia"/>
+                <w:color w:val="000000"/>
+                <w:kern w:val="0"/>
+                <w:sz w:val="24"/>
+                <w:szCs w:val="24"/>
+              </w:rPr>
+              <w:t>m</w:t>
+            </w:r>
             <w:r>
               <w:rPr>
                 <w:rFonts w:ascii="Times New Roman" w:eastAsia="宋体" w:hAnsi="Times New Roman" w:cs="Times New Roman"/>
@@ -3070,9 +3148,18 @@
                 <w:sz w:val="24"/>
                 <w:szCs w:val="24"/>
               </w:rPr>
-              <w:t>, Tmean</w:t>
-            </w:r>
-            <w:proofErr w:type="gramStart"/>
+              <w:t>), Tdew(</w:t>
+            </w:r>
+            <w:r>
+              <w:rPr>
+                <w:rFonts w:ascii="Times New Roman" w:eastAsia="宋体" w:hAnsi="Times New Roman" w:cs="Times New Roman" w:hint="eastAsia"/>
+                <w:color w:val="000000"/>
+                <w:kern w:val="0"/>
+                <w:sz w:val="24"/>
+                <w:szCs w:val="24"/>
+              </w:rPr>
+              <w:t>℃</w:t>
+            </w:r>
             <w:r>
               <w:rPr>
                 <w:rFonts w:ascii="Times New Roman" w:eastAsia="宋体" w:hAnsi="Times New Roman" w:cs="Times New Roman"/>
@@ -3081,9 +3168,14 @@
                 <w:sz w:val="24"/>
                 <w:szCs w:val="24"/>
               </w:rPr>
-              <w:t>(K)</w:t>
-            </w:r>
-            <w:proofErr w:type="gramEnd"/>
+              <w:t>), u10(m s⁻¹), v10(m s⁻¹), SSR(J m⁻²), SM (0–7 cm)</w:t>
+            </w:r>
+            <w:r>
+              <w:rPr>
+                <w:rFonts w:ascii="Times New Roman" w:hAnsi="Times New Roman" w:cs="Times New Roman"/>
+              </w:rPr>
+              <w:t xml:space="preserve"> </w:t>
+            </w:r>
             <w:r>
               <w:rPr>
                 <w:rFonts w:ascii="Times New Roman" w:eastAsia="宋体" w:hAnsi="Times New Roman" w:cs="Times New Roman"/>
@@ -3092,303 +3184,8 @@
                 <w:sz w:val="24"/>
                 <w:szCs w:val="24"/>
               </w:rPr>
-              <w:t>, PRE</w:t>
-            </w:r>
-            <w:proofErr w:type="gramStart"/>
-            <w:r>
-              <w:rPr>
-                <w:rFonts w:ascii="Times New Roman" w:eastAsia="宋体" w:hAnsi="Times New Roman" w:cs="Times New Roman"/>
-                <w:color w:val="000000"/>
-                <w:kern w:val="0"/>
-                <w:sz w:val="24"/>
-                <w:szCs w:val="24"/>
-              </w:rPr>
-              <w:t>(m</w:t>
-            </w:r>
-            <w:r>
-              <w:rPr>
-                <w:rFonts w:ascii="Times New Roman" w:eastAsia="宋体" w:hAnsi="Times New Roman" w:cs="Times New Roman" w:hint="eastAsia"/>
-                <w:color w:val="000000"/>
-                <w:kern w:val="0"/>
-                <w:sz w:val="24"/>
-                <w:szCs w:val="24"/>
-              </w:rPr>
-              <w:t>m</w:t>
-            </w:r>
-            <w:r>
-              <w:rPr>
-                <w:rFonts w:ascii="Times New Roman" w:eastAsia="宋体" w:hAnsi="Times New Roman" w:cs="Times New Roman"/>
-                <w:color w:val="000000"/>
-                <w:kern w:val="0"/>
-                <w:sz w:val="24"/>
-                <w:szCs w:val="24"/>
-              </w:rPr>
-              <w:t>)</w:t>
-            </w:r>
-            <w:proofErr w:type="gramEnd"/>
-            <w:r>
-              <w:rPr>
-                <w:rFonts w:ascii="Times New Roman" w:eastAsia="宋体" w:hAnsi="Times New Roman" w:cs="Times New Roman"/>
-                <w:color w:val="000000"/>
-                <w:kern w:val="0"/>
-                <w:sz w:val="24"/>
-                <w:szCs w:val="24"/>
-              </w:rPr>
-              <w:t xml:space="preserve">; </w:t>
-            </w:r>
-          </w:p>
-          <w:p>
-            <w:pPr>
-              <w:rPr>
-                <w:rFonts w:ascii="Times New Roman" w:eastAsia="宋体" w:hAnsi="Times New Roman" w:cs="Times New Roman"/>
-                <w:color w:val="000000"/>
-                <w:kern w:val="0"/>
-                <w:sz w:val="24"/>
-                <w:szCs w:val="24"/>
-              </w:rPr>
-            </w:pPr>
-            <w:r>
-              <w:rPr>
-                <w:rFonts w:ascii="Times New Roman" w:eastAsia="宋体" w:hAnsi="Times New Roman" w:cs="Times New Roman"/>
-                <w:color w:val="000000"/>
-                <w:kern w:val="0"/>
-                <w:sz w:val="24"/>
-                <w:szCs w:val="24"/>
-              </w:rPr>
-              <w:t>Monthly: TEM</w:t>
-            </w:r>
-            <w:proofErr w:type="gramStart"/>
-            <w:r>
-              <w:rPr>
-                <w:rFonts w:ascii="Times New Roman" w:eastAsia="宋体" w:hAnsi="Times New Roman" w:cs="Times New Roman"/>
-                <w:color w:val="000000"/>
-                <w:kern w:val="0"/>
-                <w:sz w:val="24"/>
-                <w:szCs w:val="24"/>
-              </w:rPr>
-              <w:t>(</w:t>
-            </w:r>
-            <w:r>
-              <w:rPr>
-                <w:rFonts w:ascii="Times New Roman" w:eastAsia="宋体" w:hAnsi="Times New Roman" w:cs="Times New Roman" w:hint="eastAsia"/>
-                <w:color w:val="000000"/>
-                <w:kern w:val="0"/>
-                <w:sz w:val="24"/>
-                <w:szCs w:val="24"/>
-              </w:rPr>
-              <w:t>℃</w:t>
-            </w:r>
-            <w:r>
-              <w:rPr>
-                <w:rFonts w:ascii="Times New Roman" w:eastAsia="宋体" w:hAnsi="Times New Roman" w:cs="Times New Roman"/>
-                <w:color w:val="000000"/>
-                <w:kern w:val="0"/>
-                <w:sz w:val="24"/>
-                <w:szCs w:val="24"/>
-              </w:rPr>
-              <w:t>)</w:t>
-            </w:r>
-            <w:proofErr w:type="gramEnd"/>
-            <w:r>
-              <w:rPr>
-                <w:rFonts w:ascii="Times New Roman" w:eastAsia="宋体" w:hAnsi="Times New Roman" w:cs="Times New Roman"/>
-                <w:color w:val="000000"/>
-                <w:kern w:val="0"/>
-                <w:sz w:val="24"/>
-                <w:szCs w:val="24"/>
-              </w:rPr>
-              <w:t>, PRE</w:t>
-            </w:r>
-            <w:proofErr w:type="gramStart"/>
-            <w:r>
-              <w:rPr>
-                <w:rFonts w:ascii="Times New Roman" w:eastAsia="宋体" w:hAnsi="Times New Roman" w:cs="Times New Roman"/>
-                <w:color w:val="000000"/>
-                <w:kern w:val="0"/>
-                <w:sz w:val="24"/>
-                <w:szCs w:val="24"/>
-              </w:rPr>
-              <w:t>(m</w:t>
-            </w:r>
-            <w:r>
-              <w:rPr>
-                <w:rFonts w:ascii="Times New Roman" w:eastAsia="宋体" w:hAnsi="Times New Roman" w:cs="Times New Roman" w:hint="eastAsia"/>
-                <w:color w:val="000000"/>
-                <w:kern w:val="0"/>
-                <w:sz w:val="24"/>
-                <w:szCs w:val="24"/>
-              </w:rPr>
-              <w:t>m</w:t>
-            </w:r>
-            <w:r>
-              <w:rPr>
-                <w:rFonts w:ascii="Times New Roman" w:eastAsia="宋体" w:hAnsi="Times New Roman" w:cs="Times New Roman"/>
-                <w:color w:val="000000"/>
-                <w:kern w:val="0"/>
-                <w:sz w:val="24"/>
-                <w:szCs w:val="24"/>
-              </w:rPr>
-              <w:t>)</w:t>
-            </w:r>
-            <w:proofErr w:type="gramEnd"/>
-            <w:r>
-              <w:rPr>
-                <w:rFonts w:ascii="Times New Roman" w:eastAsia="宋体" w:hAnsi="Times New Roman" w:cs="Times New Roman"/>
-                <w:color w:val="000000"/>
-                <w:kern w:val="0"/>
-                <w:sz w:val="24"/>
-                <w:szCs w:val="24"/>
-              </w:rPr>
-              <w:t>, Tdew</w:t>
-            </w:r>
-            <w:proofErr w:type="gramStart"/>
-            <w:r>
-              <w:rPr>
-                <w:rFonts w:ascii="Times New Roman" w:eastAsia="宋体" w:hAnsi="Times New Roman" w:cs="Times New Roman"/>
-                <w:color w:val="000000"/>
-                <w:kern w:val="0"/>
-                <w:sz w:val="24"/>
-                <w:szCs w:val="24"/>
-              </w:rPr>
-              <w:t>(</w:t>
-            </w:r>
-            <w:r>
-              <w:rPr>
-                <w:rFonts w:ascii="Times New Roman" w:eastAsia="宋体" w:hAnsi="Times New Roman" w:cs="Times New Roman" w:hint="eastAsia"/>
-                <w:color w:val="000000"/>
-                <w:kern w:val="0"/>
-                <w:sz w:val="24"/>
-                <w:szCs w:val="24"/>
-              </w:rPr>
-              <w:t>℃</w:t>
-            </w:r>
-            <w:r>
-              <w:rPr>
-                <w:rFonts w:ascii="Times New Roman" w:eastAsia="宋体" w:hAnsi="Times New Roman" w:cs="Times New Roman"/>
-                <w:color w:val="000000"/>
-                <w:kern w:val="0"/>
-                <w:sz w:val="24"/>
-                <w:szCs w:val="24"/>
-              </w:rPr>
-              <w:t>)</w:t>
-            </w:r>
-            <w:proofErr w:type="gramEnd"/>
-            <w:r>
-              <w:rPr>
-                <w:rFonts w:ascii="Times New Roman" w:eastAsia="宋体" w:hAnsi="Times New Roman" w:cs="Times New Roman"/>
-                <w:color w:val="000000"/>
-                <w:kern w:val="0"/>
-                <w:sz w:val="24"/>
-                <w:szCs w:val="24"/>
-              </w:rPr>
-              <w:t>, u10</w:t>
-            </w:r>
-            <w:proofErr w:type="gramStart"/>
-            <w:r>
-              <w:rPr>
-                <w:rFonts w:ascii="Times New Roman" w:eastAsia="宋体" w:hAnsi="Times New Roman" w:cs="Times New Roman"/>
-                <w:color w:val="000000"/>
-                <w:kern w:val="0"/>
-                <w:sz w:val="24"/>
-                <w:szCs w:val="24"/>
-              </w:rPr>
-              <w:t>(m s⁻¹)</w:t>
-            </w:r>
-            <w:proofErr w:type="gramEnd"/>
-            <w:r>
-              <w:rPr>
-                <w:rFonts w:ascii="Times New Roman" w:eastAsia="宋体" w:hAnsi="Times New Roman" w:cs="Times New Roman"/>
-                <w:color w:val="000000"/>
-                <w:kern w:val="0"/>
-                <w:sz w:val="24"/>
-                <w:szCs w:val="24"/>
-              </w:rPr>
-              <w:t>, v10</w:t>
-            </w:r>
-            <w:proofErr w:type="gramStart"/>
-            <w:r>
-              <w:rPr>
-                <w:rFonts w:ascii="Times New Roman" w:eastAsia="宋体" w:hAnsi="Times New Roman" w:cs="Times New Roman"/>
-                <w:color w:val="000000"/>
-                <w:kern w:val="0"/>
-                <w:sz w:val="24"/>
-                <w:szCs w:val="24"/>
-              </w:rPr>
-              <w:t>(m s⁻¹)</w:t>
-            </w:r>
-            <w:proofErr w:type="gramEnd"/>
-            <w:r>
-              <w:rPr>
-                <w:rFonts w:ascii="Times New Roman" w:eastAsia="宋体" w:hAnsi="Times New Roman" w:cs="Times New Roman"/>
-                <w:color w:val="000000"/>
-                <w:kern w:val="0"/>
-                <w:sz w:val="24"/>
-                <w:szCs w:val="24"/>
-              </w:rPr>
-              <w:t>, SSR</w:t>
-            </w:r>
-            <w:proofErr w:type="gramStart"/>
-            <w:r>
-              <w:rPr>
-                <w:rFonts w:ascii="Times New Roman" w:eastAsia="宋体" w:hAnsi="Times New Roman" w:cs="Times New Roman"/>
-                <w:color w:val="000000"/>
-                <w:kern w:val="0"/>
-                <w:sz w:val="24"/>
-                <w:szCs w:val="24"/>
-              </w:rPr>
-              <w:t>(J m⁻²)</w:t>
-            </w:r>
-            <w:proofErr w:type="gramEnd"/>
-            <w:r>
-              <w:rPr>
-                <w:rFonts w:ascii="Times New Roman" w:eastAsia="宋体" w:hAnsi="Times New Roman" w:cs="Times New Roman"/>
-                <w:color w:val="000000"/>
-                <w:kern w:val="0"/>
-                <w:sz w:val="24"/>
-                <w:szCs w:val="24"/>
-              </w:rPr>
-              <w:t>, SM (0–7 cm)</w:t>
-            </w:r>
-            <w:r>
-              <w:rPr>
-                <w:rFonts w:ascii="Times New Roman" w:hAnsi="Times New Roman" w:cs="Times New Roman"/>
-              </w:rPr>
-              <w:t xml:space="preserve"> </w:t>
-            </w:r>
-            <w:proofErr w:type="gramStart"/>
-            <w:r>
-              <w:rPr>
-                <w:rFonts w:ascii="Times New Roman" w:eastAsia="宋体" w:hAnsi="Times New Roman" w:cs="Times New Roman"/>
-                <w:color w:val="000000"/>
-                <w:kern w:val="0"/>
-                <w:sz w:val="24"/>
-                <w:szCs w:val="24"/>
-              </w:rPr>
-              <w:t>(m³ m⁻³)</w:t>
-            </w:r>
-            <w:proofErr w:type="gramEnd"/>
-            <w:r>
-              <w:rPr>
-                <w:rFonts w:ascii="Times New Roman" w:eastAsia="宋体" w:hAnsi="Times New Roman" w:cs="Times New Roman"/>
-                <w:color w:val="000000"/>
-                <w:kern w:val="0"/>
-                <w:sz w:val="24"/>
-                <w:szCs w:val="24"/>
-              </w:rPr>
-              <w:t>, SWE</w:t>
-            </w:r>
-            <w:proofErr w:type="gramStart"/>
-            <w:r>
-              <w:rPr>
-                <w:rFonts w:ascii="Times New Roman" w:eastAsia="宋体" w:hAnsi="Times New Roman" w:cs="Times New Roman"/>
-                <w:color w:val="000000"/>
-                <w:kern w:val="0"/>
-                <w:sz w:val="24"/>
-                <w:szCs w:val="24"/>
-              </w:rPr>
-              <w:t>(m)</w:t>
-            </w:r>
-            <w:proofErr w:type="gramEnd"/>
+              <w:t>(m³ m⁻³), SWE(m)</w:t>
+            </w:r>
           </w:p>
         </w:tc>
         <w:tc>
@@ -16070,23 +15867,13 @@
                 <w:szCs w:val="24"/>
               </w:rPr>
             </w:pPr>
-            <w:proofErr w:type="gramStart"/>
-            <w:r>
-              <w:rPr>
-                <w:rFonts w:ascii="Times New Roman" w:hAnsi="Times New Roman" w:cs="Times New Roman"/>
-                <w:sz w:val="24"/>
-                <w:szCs w:val="24"/>
-              </w:rPr>
-              <w:t>q(</w:t>
-            </w:r>
-            <w:proofErr w:type="gramEnd"/>
-            <w:r>
-              <w:rPr>
-                <w:rFonts w:ascii="Times New Roman" w:hAnsi="Times New Roman" w:cs="Times New Roman"/>
-                <w:sz w:val="24"/>
-                <w:szCs w:val="24"/>
-              </w:rPr>
-              <w:t>X1 ∩ X2) &lt; Min(q(X1), q(X2))</w:t>
+            <w:r>
+              <w:rPr>
+                <w:rFonts w:ascii="Times New Roman" w:hAnsi="Times New Roman" w:cs="Times New Roman"/>
+                <w:sz w:val="24"/>
+                <w:szCs w:val="24"/>
+              </w:rPr>
+              <w:t>q(X1 ∩ X2) &lt; Min(q(X1), q(X2))</w:t>
             </w:r>
           </w:p>
         </w:tc>
@@ -16139,61 +15926,7 @@
                 <w:sz w:val="24"/>
                 <w:szCs w:val="24"/>
               </w:rPr>
-              <w:t>Min(q(X1</w:t>
-            </w:r>
-            <w:proofErr w:type="gramStart"/>
-            <w:r>
-              <w:rPr>
-                <w:rFonts w:ascii="Times New Roman" w:hAnsi="Times New Roman" w:cs="Times New Roman"/>
-                <w:sz w:val="24"/>
-                <w:szCs w:val="24"/>
-              </w:rPr>
-              <w:t>),q</w:t>
-            </w:r>
-            <w:proofErr w:type="gramEnd"/>
-            <w:r>
-              <w:rPr>
-                <w:rFonts w:ascii="Times New Roman" w:hAnsi="Times New Roman" w:cs="Times New Roman"/>
-                <w:sz w:val="24"/>
-                <w:szCs w:val="24"/>
-              </w:rPr>
-              <w:t xml:space="preserve">(X2)) &lt; </w:t>
-            </w:r>
-            <w:proofErr w:type="gramStart"/>
-            <w:r>
-              <w:rPr>
-                <w:rFonts w:ascii="Times New Roman" w:hAnsi="Times New Roman" w:cs="Times New Roman"/>
-                <w:sz w:val="24"/>
-                <w:szCs w:val="24"/>
-              </w:rPr>
-              <w:t>q(</w:t>
-            </w:r>
-            <w:proofErr w:type="gramEnd"/>
-            <w:r>
-              <w:rPr>
-                <w:rFonts w:ascii="Times New Roman" w:hAnsi="Times New Roman" w:cs="Times New Roman"/>
-                <w:sz w:val="24"/>
-                <w:szCs w:val="24"/>
-              </w:rPr>
-              <w:t>X1 ∩ X2) &lt; Max(q(X1</w:t>
-            </w:r>
-            <w:proofErr w:type="gramStart"/>
-            <w:r>
-              <w:rPr>
-                <w:rFonts w:ascii="Times New Roman" w:hAnsi="Times New Roman" w:cs="Times New Roman"/>
-                <w:sz w:val="24"/>
-                <w:szCs w:val="24"/>
-              </w:rPr>
-              <w:t>),q</w:t>
-            </w:r>
-            <w:proofErr w:type="gramEnd"/>
-            <w:r>
-              <w:rPr>
-                <w:rFonts w:ascii="Times New Roman" w:hAnsi="Times New Roman" w:cs="Times New Roman"/>
-                <w:sz w:val="24"/>
-                <w:szCs w:val="24"/>
-              </w:rPr>
-              <w:t>(X2))</w:t>
+              <w:t>Min(q(X1),q(X2)) &lt; q(X1 ∩ X2) &lt; Max(q(X1),q(X2))</w:t>
             </w:r>
           </w:p>
         </w:tc>
@@ -16237,23 +15970,13 @@
                 <w:szCs w:val="24"/>
               </w:rPr>
             </w:pPr>
-            <w:proofErr w:type="gramStart"/>
-            <w:r>
-              <w:rPr>
-                <w:rFonts w:ascii="Times New Roman" w:hAnsi="Times New Roman" w:cs="Times New Roman"/>
-                <w:sz w:val="24"/>
-                <w:szCs w:val="24"/>
-              </w:rPr>
-              <w:t>q(</w:t>
-            </w:r>
-            <w:proofErr w:type="gramEnd"/>
-            <w:r>
-              <w:rPr>
-                <w:rFonts w:ascii="Times New Roman" w:hAnsi="Times New Roman" w:cs="Times New Roman"/>
-                <w:sz w:val="24"/>
-                <w:szCs w:val="24"/>
-              </w:rPr>
-              <w:t>X1 ∩ X2) &gt; Max(q(X1), q(X2))</w:t>
+            <w:r>
+              <w:rPr>
+                <w:rFonts w:ascii="Times New Roman" w:hAnsi="Times New Roman" w:cs="Times New Roman"/>
+                <w:sz w:val="24"/>
+                <w:szCs w:val="24"/>
+              </w:rPr>
+              <w:t>q(X1 ∩ X2) &gt; Max(q(X1), q(X2))</w:t>
             </w:r>
           </w:p>
         </w:tc>
@@ -16297,23 +16020,13 @@
                 <w:szCs w:val="24"/>
               </w:rPr>
             </w:pPr>
-            <w:proofErr w:type="gramStart"/>
-            <w:r>
-              <w:rPr>
-                <w:rFonts w:ascii="Times New Roman" w:hAnsi="Times New Roman" w:cs="Times New Roman"/>
-                <w:sz w:val="24"/>
-                <w:szCs w:val="24"/>
-              </w:rPr>
-              <w:t>q(</w:t>
-            </w:r>
-            <w:proofErr w:type="gramEnd"/>
-            <w:r>
-              <w:rPr>
-                <w:rFonts w:ascii="Times New Roman" w:hAnsi="Times New Roman" w:cs="Times New Roman"/>
-                <w:sz w:val="24"/>
-                <w:szCs w:val="24"/>
-              </w:rPr>
-              <w:t>X1 ∩ X2) = q(X1) + q(X2)</w:t>
+            <w:r>
+              <w:rPr>
+                <w:rFonts w:ascii="Times New Roman" w:hAnsi="Times New Roman" w:cs="Times New Roman"/>
+                <w:sz w:val="24"/>
+                <w:szCs w:val="24"/>
+              </w:rPr>
+              <w:t>q(X1 ∩ X2) = q(X1) + q(X2)</w:t>
             </w:r>
           </w:p>
         </w:tc>
@@ -16357,23 +16070,13 @@
                 <w:szCs w:val="24"/>
               </w:rPr>
             </w:pPr>
-            <w:proofErr w:type="gramStart"/>
-            <w:r>
-              <w:rPr>
-                <w:rFonts w:ascii="Times New Roman" w:hAnsi="Times New Roman" w:cs="Times New Roman"/>
-                <w:sz w:val="24"/>
-                <w:szCs w:val="24"/>
-              </w:rPr>
-              <w:t>q(</w:t>
-            </w:r>
-            <w:proofErr w:type="gramEnd"/>
-            <w:r>
-              <w:rPr>
-                <w:rFonts w:ascii="Times New Roman" w:hAnsi="Times New Roman" w:cs="Times New Roman"/>
-                <w:sz w:val="24"/>
-                <w:szCs w:val="24"/>
-              </w:rPr>
-              <w:t>X1 ∩ X2) &gt; q(X1) + q(X2)</w:t>
+            <w:r>
+              <w:rPr>
+                <w:rFonts w:ascii="Times New Roman" w:hAnsi="Times New Roman" w:cs="Times New Roman"/>
+                <w:sz w:val="24"/>
+                <w:szCs w:val="24"/>
+              </w:rPr>
+              <w:t>q(X1 ∩ X2) &gt; q(X1) + q(X2)</w:t>
             </w:r>
           </w:p>
         </w:tc>
@@ -17151,52 +16854,7 @@
           <w:sz w:val="24"/>
           <w:szCs w:val="24"/>
         </w:rPr>
-        <w:t>We conducted pairwise interaction detection by comparing q</w:t>
-      </w:r>
-      <w:proofErr w:type="gramStart"/>
-      <w:r>
-        <w:rPr>
-          <w:rFonts w:ascii="Times New Roman" w:hAnsi="Times New Roman" w:cs="Times New Roman"/>
-          <w:sz w:val="24"/>
-          <w:szCs w:val="24"/>
-        </w:rPr>
-        <w:t>(X₁)</w:t>
-      </w:r>
-      <w:proofErr w:type="gramEnd"/>
-      <w:r>
-        <w:rPr>
-          <w:rFonts w:ascii="Times New Roman" w:hAnsi="Times New Roman" w:cs="Times New Roman"/>
-          <w:sz w:val="24"/>
-          <w:szCs w:val="24"/>
-        </w:rPr>
-        <w:t>, q</w:t>
-      </w:r>
-      <w:proofErr w:type="gramStart"/>
-      <w:r>
-        <w:rPr>
-          <w:rFonts w:ascii="Times New Roman" w:hAnsi="Times New Roman" w:cs="Times New Roman"/>
-          <w:sz w:val="24"/>
-          <w:szCs w:val="24"/>
-        </w:rPr>
-        <w:t>(X₂)</w:t>
-      </w:r>
-      <w:proofErr w:type="gramEnd"/>
-      <w:r>
-        <w:rPr>
-          <w:rFonts w:ascii="Times New Roman" w:hAnsi="Times New Roman" w:cs="Times New Roman"/>
-          <w:sz w:val="24"/>
-          <w:szCs w:val="24"/>
-        </w:rPr>
-        <w:t>, and q</w:t>
-      </w:r>
-      <w:proofErr w:type="gramStart"/>
-      <w:r>
-        <w:rPr>
-          <w:rFonts w:ascii="Times New Roman" w:hAnsi="Times New Roman" w:cs="Times New Roman"/>
-          <w:sz w:val="24"/>
-          <w:szCs w:val="24"/>
-        </w:rPr>
-        <w:t>(X₁</w:t>
+        <w:t>We conducted pairwise interaction detection by comparing q(X₁), q(X₂), and q(X₁</w:t>
       </w:r>
       <w:r>
         <w:rPr>
@@ -17212,16 +16870,7 @@
           <w:sz w:val="24"/>
           <w:szCs w:val="24"/>
         </w:rPr>
-        <w:t>X₂)</w:t>
-      </w:r>
-      <w:proofErr w:type="gramEnd"/>
-      <w:r>
-        <w:rPr>
-          <w:rFonts w:ascii="Times New Roman" w:hAnsi="Times New Roman" w:cs="Times New Roman"/>
-          <w:sz w:val="24"/>
-          <w:szCs w:val="24"/>
-        </w:rPr>
-        <w:t xml:space="preserve"> to diagnose interaction types (e.g., enhancement or weakening; linear or nonlinear; independence) and to identify synergistic driver combinations.</w:t>
+        <w:t>X₂) to diagnose interaction types (e.g., enhancement or weakening; linear or nonlinear; independence) and to identify synergistic driver combinations.</w:t>
       </w:r>
     </w:p>
     <w:p>
@@ -20720,6 +20369,7 @@
   <w:style w:type="character" w:default="1" w:styleId="a0">
     <w:name w:val="Default Paragraph Font"/>
     <w:uiPriority w:val="1"/>
+    <w:semiHidden/>
     <w:unhideWhenUsed/>
   </w:style>
   <w:style w:type="table" w:default="1" w:styleId="a1">
